--- a/docs/المحفزات-المنزلية-للانتباه-المشترك.docx
+++ b/docs/المحفزات-المنزلية-للانتباه-المشترك.docx
@@ -15899,122 +15899,6 @@
         </w:tc>
       </w:tr>
     </w:tbl>
-    <w:p>
-      <w:pPr>
-        <w:pStyle w:val="Heading1"/>
-        <w:bidi/>
-        <w:spacing w:after="140" w:before="400" w:line="320"/>
-        <w:jc w:val="start"/>
-      </w:pPr>
-      <w:r>
-        <w:rPr>
-          <w:rFonts w:ascii="Arial" w:cs="Arial" w:eastAsia="Arial" w:hAnsi="Arial"/>
-          <w:b/>
-          <w:bCs/>
-          <w:rtl/>
-        </w:rPr>
-        <w:t xml:space="preserve">إخلاء مسؤولية</w:t>
-      </w:r>
-    </w:p>
-    <w:tbl>
-      <w:tblPr>
-        <w:bidiVisual/>
-        <w:tblW w:type="dxa" w:w="9600"/>
-        <w:tblBorders>
-          <w:top w:val="single" w:color="9E3B33" w:sz="6"/>
-          <w:left w:val="single" w:color="9E3B33" w:sz="6"/>
-          <w:bottom w:val="single" w:color="9E3B33" w:sz="6"/>
-          <w:right w:val="single" w:color="9E3B33" w:sz="6"/>
-          <w:insideH w:val="none"/>
-          <w:insideV w:val="none"/>
-        </w:tblBorders>
-      </w:tblPr>
-      <w:tblGrid>
-        <w:gridCol w:w="9600"/>
-      </w:tblGrid>
-      <w:tr>
-        <w:tc>
-          <w:tcPr>
-            <w:tcW w:type="dxa" w:w="9600"/>
-            <w:shd w:fill="F7E5E2" w:val="clear"/>
-            <w:tcMar>
-              <w:top w:type="dxa" w:w="140"/>
-              <w:left w:type="dxa" w:w="200"/>
-              <w:bottom w:type="dxa" w:w="140"/>
-              <w:right w:type="dxa" w:w="200"/>
-            </w:tcMar>
-          </w:tcPr>
-          <w:p>
-            <w:pPr>
-              <w:bidi/>
-              <w:spacing w:after="70" w:line="320"/>
-              <w:jc w:val="start"/>
-            </w:pPr>
-            <w:r>
-              <w:rPr>
-                <w:rFonts w:ascii="Arial" w:cs="Arial" w:eastAsia="Arial" w:hAnsi="Arial"/>
-                <w:b/>
-                <w:bCs/>
-                <w:color w:val="9E3B33"/>
-                <w:sz w:val="20"/>
-                <w:szCs w:val="20"/>
-                <w:rtl/>
-              </w:rPr>
-              <w:t xml:space="preserve">تنبيه</w:t>
-            </w:r>
-          </w:p>
-          <w:p>
-            <w:pPr>
-              <w:bidi/>
-              <w:spacing w:after="90" w:line="320"/>
-              <w:jc w:val="both"/>
-            </w:pPr>
-            <w:r>
-              <w:rPr>
-                <w:rFonts w:ascii="Arial" w:cs="Arial" w:eastAsia="Arial" w:hAnsi="Arial"/>
-                <w:rtl/>
-              </w:rPr>
-              <w:t xml:space="preserve">هذه الوثيقة مسح للأدبيات المحكّمة لأغراض تثقيفية أسرية. </w:t>
-            </w:r>
-            <w:r>
-              <w:rPr>
-                <w:rFonts w:ascii="Arial" w:cs="Arial" w:eastAsia="Arial" w:hAnsi="Arial"/>
-                <w:b/>
-                <w:bCs/>
-                <w:rtl/>
-              </w:rPr>
-              <w:t xml:space="preserve">لا تُغني عن التقييم والتشخيص والتخطيط العلاجي من قِبل فريق مختص</w:t>
-            </w:r>
-            <w:r>
-              <w:rPr>
-                <w:rFonts w:ascii="Arial" w:cs="Arial" w:eastAsia="Arial" w:hAnsi="Arial"/>
-                <w:rtl/>
-              </w:rPr>
-              <w:t xml:space="preserve"> — طبيب أطفال نمائي، معالج وظيفي، أخصائي نطق ولغة، أخصائي تدخل مبكر.</w:t>
-            </w:r>
-          </w:p>
-          <w:p>
-            <w:pPr>
-              <w:bidi/>
-              <w:spacing w:after="0" w:line="320"/>
-              <w:jc w:val="both"/>
-            </w:pPr>
-            <w:r>
-              <w:rPr>
-                <w:rFonts w:ascii="Arial" w:cs="Arial" w:eastAsia="Arial" w:hAnsi="Arial"/>
-                <w:rtl/>
-              </w:rPr>
-              <w:t xml:space="preserve">المحفزات المذكورة مكمّلة لبرنامج التأهيل الذي يتلقاه الطفل في مركزه، وينبغي مناقشتها مع فريقه المعالج قبل تعديل أي جانب من برنامجه.</w:t>
-            </w:r>
-          </w:p>
-        </w:tc>
-      </w:tr>
-    </w:tbl>
-    <w:p>
-      <w:pPr>
-        <w:spacing w:after="180"/>
-      </w:pPr>
-    </w:p>
     <w:p>
       <w:pPr>
         <w:sectPr>
@@ -18014,9 +17898,136 @@
         <w:spacing w:after="180"/>
       </w:pPr>
     </w:p>
+    <w:p>
+      <w:pPr>
+        <w:sectPr>
+          <w:footerReference w:type="default" r:id="rId8"/>
+          <w:pgSz w:w="16838" w:h="11906" w:orient="landscape"/>
+          <w:pgMar w:top="1134" w:right="1134" w:bottom="1134" w:left="1134" w:header="708" w:footer="708" w:gutter="0"/>
+          <w:pgNumType/>
+          <w:docGrid w:linePitch="360"/>
+        </w:sectPr>
+      </w:pPr>
+    </w:p>
+    <w:p>
+      <w:pPr>
+        <w:pStyle w:val="Heading1"/>
+        <w:bidi/>
+        <w:spacing w:after="140" w:before="0" w:line="320"/>
+        <w:jc w:val="start"/>
+      </w:pPr>
+      <w:r>
+        <w:rPr>
+          <w:rFonts w:ascii="Arial" w:cs="Arial" w:eastAsia="Arial" w:hAnsi="Arial"/>
+          <w:b/>
+          <w:bCs/>
+          <w:rtl/>
+        </w:rPr>
+        <w:t xml:space="preserve">إخلاء مسؤولية</w:t>
+      </w:r>
+    </w:p>
+    <w:tbl>
+      <w:tblPr>
+        <w:bidiVisual/>
+        <w:tblW w:type="dxa" w:w="9600"/>
+        <w:tblBorders>
+          <w:top w:val="single" w:color="9E3B33" w:sz="6"/>
+          <w:left w:val="single" w:color="9E3B33" w:sz="6"/>
+          <w:bottom w:val="single" w:color="9E3B33" w:sz="6"/>
+          <w:right w:val="single" w:color="9E3B33" w:sz="6"/>
+          <w:insideH w:val="none"/>
+          <w:insideV w:val="none"/>
+        </w:tblBorders>
+      </w:tblPr>
+      <w:tblGrid>
+        <w:gridCol w:w="9600"/>
+      </w:tblGrid>
+      <w:tr>
+        <w:tc>
+          <w:tcPr>
+            <w:tcW w:type="dxa" w:w="9600"/>
+            <w:shd w:fill="F7E5E2" w:val="clear"/>
+            <w:tcMar>
+              <w:top w:type="dxa" w:w="140"/>
+              <w:left w:type="dxa" w:w="200"/>
+              <w:bottom w:type="dxa" w:w="140"/>
+              <w:right w:type="dxa" w:w="200"/>
+            </w:tcMar>
+          </w:tcPr>
+          <w:p>
+            <w:pPr>
+              <w:bidi/>
+              <w:spacing w:after="70" w:line="320"/>
+              <w:jc w:val="start"/>
+            </w:pPr>
+            <w:r>
+              <w:rPr>
+                <w:rFonts w:ascii="Arial" w:cs="Arial" w:eastAsia="Arial" w:hAnsi="Arial"/>
+                <w:b/>
+                <w:bCs/>
+                <w:color w:val="9E3B33"/>
+                <w:sz w:val="20"/>
+                <w:szCs w:val="20"/>
+                <w:rtl/>
+              </w:rPr>
+              <w:t xml:space="preserve">تنبيه</w:t>
+            </w:r>
+          </w:p>
+          <w:p>
+            <w:pPr>
+              <w:bidi/>
+              <w:spacing w:after="90" w:line="320"/>
+              <w:jc w:val="both"/>
+            </w:pPr>
+            <w:r>
+              <w:rPr>
+                <w:rFonts w:ascii="Arial" w:cs="Arial" w:eastAsia="Arial" w:hAnsi="Arial"/>
+                <w:rtl/>
+              </w:rPr>
+              <w:t xml:space="preserve">هذه الوثيقة مسح للأدبيات المحكّمة لأغراض تثقيفية أسرية. </w:t>
+            </w:r>
+            <w:r>
+              <w:rPr>
+                <w:rFonts w:ascii="Arial" w:cs="Arial" w:eastAsia="Arial" w:hAnsi="Arial"/>
+                <w:b/>
+                <w:bCs/>
+                <w:rtl/>
+              </w:rPr>
+              <w:t xml:space="preserve">لا تُغني عن التقييم والتشخيص والتخطيط العلاجي من قِبل فريق مختص</w:t>
+            </w:r>
+            <w:r>
+              <w:rPr>
+                <w:rFonts w:ascii="Arial" w:cs="Arial" w:eastAsia="Arial" w:hAnsi="Arial"/>
+                <w:rtl/>
+              </w:rPr>
+              <w:t xml:space="preserve"> — طبيب أطفال نمائي، معالج وظيفي، أخصائي نطق ولغة، أخصائي تدخل مبكر.</w:t>
+            </w:r>
+          </w:p>
+          <w:p>
+            <w:pPr>
+              <w:bidi/>
+              <w:spacing w:after="0" w:line="320"/>
+              <w:jc w:val="both"/>
+            </w:pPr>
+            <w:r>
+              <w:rPr>
+                <w:rFonts w:ascii="Arial" w:cs="Arial" w:eastAsia="Arial" w:hAnsi="Arial"/>
+                <w:rtl/>
+              </w:rPr>
+              <w:t xml:space="preserve">المحفزات المذكورة مكمّلة لبرنامج التأهيل الذي يتلقاه الطفل في مركزه، وينبغي مناقشتها مع فريقه المعالج قبل تعديل أي جانب من برنامجه.</w:t>
+            </w:r>
+          </w:p>
+        </w:tc>
+      </w:tr>
+    </w:tbl>
+    <w:p>
+      <w:pPr>
+        <w:spacing w:after="180"/>
+      </w:pPr>
+    </w:p>
     <w:sectPr>
-      <w:footerReference w:type="default" r:id="rId8"/>
-      <w:pgSz w:w="16838" w:h="11906" w:orient="landscape"/>
+      <w:footerReference w:type="default" r:id="rId9"/>
+      <w:pgSz w:w="11906" w:h="16838" w:orient="portrait"/>
       <w:pgMar w:top="1134" w:right="1134" w:bottom="1134" w:left="1134" w:header="708" w:footer="708" w:gutter="0"/>
       <w:pgNumType/>
       <w:docGrid w:linePitch="360"/>
@@ -18108,6 +18119,47 @@
 </file>
 
 <file path=word/footer2.xml><?xml version="1.0" encoding="utf-8"?>
+<w:ftr xmlns:wpc="http://schemas.microsoft.com/office/word/2010/wordprocessingCanvas" xmlns:mc="http://schemas.openxmlformats.org/markup-compatibility/2006" xmlns:o="urn:schemas-microsoft-com:office:office" xmlns:r="http://schemas.openxmlformats.org/officeDocument/2006/relationships" xmlns:m="http://schemas.openxmlformats.org/officeDocument/2006/math" xmlns:v="urn:schemas-microsoft-com:vml" xmlns:wp14="http://schemas.microsoft.com/office/word/2010/wordprocessingDrawing" xmlns:wp="http://schemas.openxmlformats.org/drawingml/2006/wordprocessingDrawing" xmlns:w10="urn:schemas-microsoft-com:office:word" xmlns:w="http://schemas.openxmlformats.org/wordprocessingml/2006/main" xmlns:w14="http://schemas.microsoft.com/office/word/2010/wordml" xmlns:w15="http://schemas.microsoft.com/office/word/2012/wordml" xmlns:wpg="http://schemas.microsoft.com/office/word/2010/wordprocessingGroup" xmlns:wpi="http://schemas.microsoft.com/office/word/2010/wordprocessingInk" xmlns:wne="http://schemas.microsoft.com/office/word/2006/wordml" xmlns:wps="http://schemas.microsoft.com/office/word/2010/wordprocessingShape">
+  <w:p>
+    <w:pPr>
+      <w:bidi/>
+      <w:jc w:val="center"/>
+    </w:pPr>
+    <w:r>
+      <w:rPr>
+        <w:rFonts w:ascii="Arial" w:cs="Arial" w:eastAsia="Arial" w:hAnsi="Arial"/>
+        <w:color w:val="4A5D66"/>
+        <w:sz w:val="18"/>
+        <w:szCs w:val="18"/>
+      </w:rPr>
+      <w:t xml:space="preserve">— </w:t>
+    </w:r>
+    <w:r>
+      <w:rPr>
+        <w:rFonts w:ascii="Arial" w:cs="Arial" w:eastAsia="Arial" w:hAnsi="Arial"/>
+        <w:color w:val="4A5D66"/>
+        <w:sz w:val="18"/>
+        <w:szCs w:val="18"/>
+      </w:rPr>
+      <w:fldChar w:fldCharType="begin"/>
+      <w:instrText xml:space="preserve">PAGE</w:instrText>
+      <w:fldChar w:fldCharType="separate"/>
+      <w:fldChar w:fldCharType="end"/>
+    </w:r>
+    <w:r>
+      <w:rPr>
+        <w:rFonts w:ascii="Arial" w:cs="Arial" w:eastAsia="Arial" w:hAnsi="Arial"/>
+        <w:color w:val="4A5D66"/>
+        <w:sz w:val="18"/>
+        <w:szCs w:val="18"/>
+      </w:rPr>
+      <w:t xml:space="preserve"> —</w:t>
+    </w:r>
+  </w:p>
+</w:ftr>
+</file>
+
+<file path=word/footer3.xml><?xml version="1.0" encoding="utf-8"?>
 <w:ftr xmlns:wpc="http://schemas.microsoft.com/office/word/2010/wordprocessingCanvas" xmlns:mc="http://schemas.openxmlformats.org/markup-compatibility/2006" xmlns:o="urn:schemas-microsoft-com:office:office" xmlns:r="http://schemas.openxmlformats.org/officeDocument/2006/relationships" xmlns:m="http://schemas.openxmlformats.org/officeDocument/2006/math" xmlns:v="urn:schemas-microsoft-com:vml" xmlns:wp14="http://schemas.microsoft.com/office/word/2010/wordprocessingDrawing" xmlns:wp="http://schemas.openxmlformats.org/drawingml/2006/wordprocessingDrawing" xmlns:w10="urn:schemas-microsoft-com:office:word" xmlns:w="http://schemas.openxmlformats.org/wordprocessingml/2006/main" xmlns:w14="http://schemas.microsoft.com/office/word/2010/wordml" xmlns:w15="http://schemas.microsoft.com/office/word/2012/wordml" xmlns:wpg="http://schemas.microsoft.com/office/word/2010/wordprocessingGroup" xmlns:wpi="http://schemas.microsoft.com/office/word/2010/wordprocessingInk" xmlns:wne="http://schemas.microsoft.com/office/word/2006/wordml" xmlns:wps="http://schemas.microsoft.com/office/word/2010/wordprocessingShape">
   <w:p>
     <w:pPr>
